--- a/ky/wisdom-stories/mother-of-pearl-flower.docx
+++ b/ky/wisdom-stories/mother-of-pearl-flower.docx
@@ -39,7 +39,7 @@
           <w:sz w:val="22"/>
           <w:lang w:val="ky-KG"/>
         </w:rPr>
-        <w:t>Сот залында ажырашуу арызы каралып жаткан сексен жаштагы жубайлардын абалы баарынын жүрөгүн оорутту... Өжөр караган, үн катпаган кемпирдин ыйдан соолуп калган көздөрүн тиктеген сот кары аялга токтоо үн менен кайрылды:</w:t>
+        <w:t>Сот залында ажырашуу арызы каралып жаткан сексен жаштагы жубайлардын абалы баарынын жүрөгүн оорутту... Катуу унчукпай отурган кемпирдин ыйдан соолуп калган көздөрүн тиктеген сот кары аялга токтоо үн менен кайрылды:</w:t>
       </w:r>
     </w:p>
     <w:p>
@@ -111,7 +111,7 @@
           <w:sz w:val="22"/>
           <w:lang w:val="ky-KG"/>
         </w:rPr>
-        <w:t>Залга узакка созулган тынчтык орноду. Жымжырттыкты бир журналисттин фотоаппаратынын жарыгы бузду. Ким билет, элүү жылдык өмүрдөн кийинки бул окуя эртең гезиттерге кандай ат менен чыгат? Сот отурумуна көп журналист көз салып отурган. Аял эмне айтат? Баары аны угуп турду. Кары аялдын көзүнө жаш толуп, сөзүн улады: — Менин аябай жакшы көргөн бир седеп гүлүм бар эле... Бул киши аны билбейт... Элүү жыл мурун болгон. Ал гүлдү мага белек кылган гүлдестен үзүп алган жалбырагымды тамырлатып өстүргөм. Балалуу болбодук, ошол гүлдү баламдай көрдүм. Бир убакта гүл соолуй баштаганын байкадым.</w:t>
+        <w:t>Залга узакка созулган тынчтык орноду. Жымжырттыкты бир журналисттин фотоаппаратынын жарыгы бузду. Ким билет, элүү жылдык өмүрдөн кийинки бул окуя гезиттерге кандай ат менен чыгат? Сот отурумуна көп журналист көз салып отурган. Аял эмне айтат? Баары аны угуп турду. Кары аялдын көзүнө жаш толуп, сөзүн улады: — Менин аябай жакшы көргөн бир седеп гүлүм бар эле... Бул киши аны билбейт... Элүү жыл мурун болгон. Ал гүлдү мага белек кылган гүлдестен үзүп алган жалбырагымды тамырлатып өстүргөм. Балалуу болбодук, ошол гүлдү баламдай көрдүм. Бир убакта гүл соолуй баштаганын байкадым.</w:t>
       </w:r>
     </w:p>
     <w:p>
@@ -129,7 +129,7 @@
           <w:sz w:val="22"/>
           <w:lang w:val="ky-KG"/>
         </w:rPr>
-        <w:t>Ошондо ар түнү күн чыга электе ойгонуп, гүлдү сугарып турууга сөз бердим. Элүү жыл өттү, бул киши бир да жолу түнкүсүн туруп: «Бул гүлдү бүгүн мен сугарайын», — деген жок. Кечээ түнгө чейин... Кечээ алым кетип, уктап калыпмын, ойгоно албай койдум... Мен ушундай адам менен элүү жыл жашадым. Өмүрүмдү, үмүтүмдү, баарымды бердим. Андан эч нерсе көргөн жокмун. Ишенип коюңуздар, ансыз жакшыраак жашай алам.</w:t>
+        <w:t>Ошондо ар түнү күн чыга электе ойгонуп, гүлдү сугарып турууга сөз бердим. Элүү жыл өттү, бул киши бир да жолу түнкүсүн туруп: «Бул гүлдү мен сугарайын», — деген жок. Кечээ түнгө чейин... Кечээ алым кетип, уктап калыпмын, ойгоно албай койдум... Мен ушундай адам менен элүү жыл жашадым. Өмүрүмдү, үмүтүмдү, баарымды бердим. Андан эч нерсе көргөн жокмун. Ишенип коюңуздар, ансыз жакшыраак жашай алам.</w:t>
       </w:r>
     </w:p>
     <w:p>
@@ -255,7 +255,7 @@
           <w:sz w:val="22"/>
           <w:lang w:val="ky-KG"/>
         </w:rPr>
-        <w:t>— Ар түнү ал уктагандан кийин ойгонуп, идиштеги сууну төгүп салчумун. Седеп гүлү түнкүсүн сугарганды жактырбайт, урматтуу сот... Кечээ түнү болсо... эмне дейин, карылык экен... мен да ойгоно албай калыпмын... Гүл суусуз калса калмак, бирок жубайымдын ден соолугуна зыян келмек... Аны ойготпой калганым үчүн мени күнөөлөдү... Мен үн катпай, унчукпадым...</w:t>
+        <w:t>— Ар түнү ал уктагандан кийин ойгонуп, идиштеги сууну төгүп салчумун. Седеп гүлүн түнкүсүн сугаруу жакшы эмес, урматтуу сот... Кечээ түнү болсо... эмне дейин, карылык экен... мен да ойгоно албай калыпмын... Гүл бир түн суусуз кала бермек, бирок жубайымдын абалы начарлап кетиши мүмкүн... Аны ойготпой калганым үчүн мени күнөөлөдү... Мен үн катпай, унчукпадым...</w:t>
       </w:r>
     </w:p>
     <w:p>
@@ -297,7 +297,7 @@
           <w:sz w:val="22"/>
           <w:lang w:val="ky-KG"/>
         </w:rPr>
-        <w:t xml:space="preserve">Сабак: </w:t>
+        <w:t>Сабак: Сүйүү кээде сөздө эмес, жылдар бою үнсүз тартылган камкордукта жашынат. Сүйгөн адамыбызды коргойлу, жүрөк оорутуудан алыс бололу.</w:t>
       </w:r>
       <w:r>
         <w:rPr>
@@ -306,7 +306,6 @@
           <w:sz w:val="22"/>
           <w:lang w:val="ky-KG"/>
         </w:rPr>
-        <w:t>Сүйүү кээде жылдар бою үнсүз жасалган камкордукта жашайт. Жакыныңды айыптоодон мурда анын ниетин түшүнүүгө аракет кыл.</w:t>
       </w:r>
     </w:p>
     <w:p>
@@ -326,7 +325,7 @@
           <w:sz w:val="18"/>
           <w:lang w:val="ky-KG"/>
         </w:rPr>
-        <w:t>Окуя ачык интернет булактарынан алынды.</w:t>
+        <w:t>Аңгемелер ачык интернет булактарынан алынган, иллюстрациялар болсо ЖИ менен түзүлгөн.</w:t>
       </w:r>
     </w:p>
     <w:sectPr>

--- a/ky/wisdom-stories/mother-of-pearl-flower.docx
+++ b/ky/wisdom-stories/mother-of-pearl-flower.docx
@@ -3,331 +3,149 @@
 <w:document xmlns:wpc="http://schemas.microsoft.com/office/word/2010/wordprocessingCanvas" xmlns:cx="http://schemas.microsoft.com/office/drawing/2014/chartex" xmlns:cx1="http://schemas.microsoft.com/office/drawing/2015/9/8/chartex" xmlns:cx2="http://schemas.microsoft.com/office/drawing/2015/10/21/chartex" xmlns:cx3="http://schemas.microsoft.com/office/drawing/2016/5/9/chartex" xmlns:cx4="http://schemas.microsoft.com/office/drawing/2016/5/10/chartex" xmlns:cx5="http://schemas.microsoft.com/office/drawing/2016/5/11/chartex" xmlns:cx6="http://schemas.microsoft.com/office/drawing/2016/5/12/chartex" xmlns:cx7="http://schemas.microsoft.com/office/drawing/2016/5/13/chartex" xmlns:cx8="http://schemas.microsoft.com/office/drawing/2016/5/14/chartex" xmlns:mc="http://schemas.openxmlformats.org/markup-compatibility/2006" xmlns:aink="http://schemas.microsoft.com/office/drawing/2016/ink" xmlns:am3d="http://schemas.microsoft.com/office/drawing/2017/model3d" xmlns:o="urn:schemas-microsoft-com:office:office" xmlns:oel="http://schemas.microsoft.com/office/2019/extlst" xmlns:r="http://schemas.openxmlformats.org/officeDocument/2006/relationships" xmlns:m="http://schemas.openxmlformats.org/officeDocument/2006/math" xmlns:v="urn:schemas-microsoft-com:vml" xmlns:wp14="http://schemas.microsoft.com/office/word/2010/wordprocessingDrawing" xmlns:wp="http://schemas.openxmlformats.org/drawingml/2006/wordprocessingDrawing" xmlns:w10="urn:schemas-microsoft-com:office:word" xmlns:w="http://schemas.openxmlformats.org/wordprocessingml/2006/main" xmlns:w14="http://schemas.microsoft.com/office/word/2010/wordml" xmlns:w15="http://schemas.microsoft.com/office/word/2012/wordml" xmlns:w16cex="http://schemas.microsoft.com/office/word/2018/wordml/cex" xmlns:w16cid="http://schemas.microsoft.com/office/word/2016/wordml/cid" xmlns:w16="http://schemas.microsoft.com/office/word/2018/wordml" xmlns:w16du="http://schemas.microsoft.com/office/word/2023/wordml/word16du" xmlns:w16sdtdh="http://schemas.microsoft.com/office/word/2020/wordml/sdtdatahash" xmlns:w16sdtfl="http://schemas.microsoft.com/office/word/2024/wordml/sdtformatlock" xmlns:w16se="http://schemas.microsoft.com/office/word/2015/wordml/symex" xmlns:wpg="http://schemas.microsoft.com/office/word/2010/wordprocessingGroup" xmlns:wpi="http://schemas.microsoft.com/office/word/2010/wordprocessingInk" xmlns:wne="http://schemas.microsoft.com/office/word/2006/wordml" xmlns:wps="http://schemas.microsoft.com/office/word/2010/wordprocessingShape" mc:Ignorable="w14 w15 w16se w16cid w16 w16cex w16sdtdh w16sdtfl w16du wp14">
   <w:body>
     <w:p>
-      <w:pPr>
-        <w:pStyle w:val="Title"/>
-        <w:keepNext/>
-        <w:keepLines w:val="0"/>
-        <w:pageBreakBefore w:val="0"/>
-        <w:widowControl/>
-        <w:spacing w:line="269" w:lineRule="auto" w:after="180" w:before="0"/>
-      </w:pPr>
-      <w:bookmarkStart w:id="10137" w:name="Story_138"/>
       <w:r>
         <w:rPr>
-          <w:rFonts w:ascii="Arial" w:hAnsi="Arial"/>
           <w:b/>
-          <w:color w:val="000000"/>
-          <w:sz w:val="34"/>
-          <w:lang w:val="ky-KG"/>
+          <w:bCs/>
         </w:rPr>
         <w:t>Седеп гүлү</w:t>
       </w:r>
-      <w:bookmarkEnd w:id="10137"/>
-    </w:p>
-    <w:p>
-      <w:pPr>
-        <w:keepNext w:val="0"/>
-        <w:keepLines w:val="0"/>
-        <w:pageBreakBefore w:val="0"/>
-        <w:widowControl/>
-        <w:spacing w:line="269" w:lineRule="auto" w:after="120" w:before="0"/>
-      </w:pPr>
+    </w:p>
+    <w:p>
+      <w:r>
+        <w:t>Сотто сексен жаштагы жубайлардын ажырашуу иши каралып жаткан. Элүү жыл бирге жашаган эки адамдын эки жолго түшкөнү жатканы залдагылардын көңүлүн чөктүрдү.</w:t>
+      </w:r>
+    </w:p>
+    <w:p>
+      <w:r>
+        <w:t>Судья ыйлай берип көздөрү чүңүрөйгөн аялды карап, акырын сурады:</w:t>
+      </w:r>
+    </w:p>
+    <w:p>
+      <w:r>
+        <w:t>— Апа, эмне үчүн ажырашкыңыз келип жатат?</w:t>
+      </w:r>
+    </w:p>
+    <w:p>
+      <w:r>
+        <w:t>Аял терең дем алды:</w:t>
+      </w:r>
+    </w:p>
+    <w:p>
+      <w:r>
+        <w:t>— Бул киши мени чарчатты. Элүү жылдан бери өзүмдү жалгыз сезем…</w:t>
+      </w:r>
+    </w:p>
+    <w:p>
+      <w:r>
+        <w:t>Ал унчукпай калды. Тынчтыкты фотоаппараттын чыкылдаганы гана бузду. Сотту көрүп отурган журналисттер да сөзүнүн уландысын күтүштү.</w:t>
+      </w:r>
+    </w:p>
+    <w:p>
+      <w:r>
+        <w:t>— Менин аябай жакшы көргөн седеп гүлүм бар, — деди аял көзүн сүртүп. — Элүү жыл мурун ушул киши берген гүлдестеден бир калемче алып, тамырлатып өстүргөм. Балалуу болгон жокпуз. Ошол гүлдү баламдай бактым.</w:t>
+      </w:r>
+    </w:p>
+    <w:p>
+      <w:r>
+        <w:t>Бир кезде гүл соолуй баштады. Анда күйөөм түнкүсүн туруп сугарсам, кайра жанданарын айтты. Мен сөз бердим. Элүү жылдан бери ар түнү туруп, гүлүмө кам көрөм. Бул киши бир да жолу: «Сен уктай бер, бүгүн мен карайм», — деген жок.</w:t>
+      </w:r>
+    </w:p>
+    <w:p>
+      <w:r>
+        <w:t>Аялдын үнү титиреди:</w:t>
+      </w:r>
+    </w:p>
+    <w:p>
+      <w:r>
+        <w:t>— Тиги түнү аябай чарчап, ойгоно албай калыптырмын. Ал да ойготподу. Эртең менен карасам, гүл сугарылбаптыр. Силерге бул майда нерседей сезилиши мүмкүн. Бирок мага элүү жыл бою мен үчүн кымбат болгон нерселердин эч бири ага маанилүү болбогондой туюлду.</w:t>
+      </w:r>
+    </w:p>
+    <w:p>
+      <w:r>
+        <w:t>Судья карыяга кайрылды:</w:t>
+      </w:r>
+    </w:p>
+    <w:p>
+      <w:r>
+        <w:t>— Ата, сиздин айтар сөзүңүз барбы?</w:t>
+      </w:r>
+    </w:p>
+    <w:p>
+      <w:r>
+        <w:t>Карыя таягына таянып ордунан турду.</w:t>
+      </w:r>
+    </w:p>
+    <w:p>
+      <w:r>
+        <w:t>— Аскерде жүргөндө багбан болуп иштегем. Фатиманы да ошол кезде жолуктургам. Ага эң кооз гүлдөрдөн гүлдесте даярдап берчүмүн.</w:t>
+      </w:r>
+    </w:p>
+    <w:p>
+      <w:r>
+        <w:t>Ал аялына бир карап алып, сөзүн улады:</w:t>
+      </w:r>
+    </w:p>
+    <w:p>
+      <w:r>
+        <w:t>— Жаңы үйлөнгөн кезибизде анын моюну ооруй баштады. Дарыгерге алып бардым. Эсимде калганына караганда, дарыгер көпкө кыймылсыз отурбай же жатпай, анда-санда туруп басып турууну айткан. Бирок Фатима өзүн карачу эмес. Мен болсо кабатыр болчумун.</w:t>
+      </w:r>
+    </w:p>
+    <w:p>
+      <w:r>
+        <w:lastRenderedPageBreak/>
+        <w:t>Ошол учурда гүл соолуй баштады. Ага түнкүсүн туруп сугарса, гүл кайра жанданарын айттым. Жок дегенде гүл үчүн туруп, бир аз кыймылдасын дегем. Ал сөз берди.</w:t>
+      </w:r>
+    </w:p>
+    <w:p>
+      <w:r>
+        <w:t>Карыянын үнү каргылданды:</w:t>
+      </w:r>
+    </w:p>
+    <w:p>
+      <w:r>
+        <w:t>— Ар түнү аны ойготуп, гүлүн кандай мээрим менен караганын көрүп турчумун. Ал гүлүн сактап жатты, мен болсо аны сактап жатам деп ойлодум. Фатима кайра уктагандан кийин туруп, тамыры чирибесин деп гүл идишинин түбүндөгү табакчага чогулган ашыкча сууну төгүп койчумун.</w:t>
+      </w:r>
+    </w:p>
+    <w:p>
+      <w:r>
+        <w:t>Бир аз тынып калды.</w:t>
+      </w:r>
+    </w:p>
+    <w:p>
+      <w:r>
+        <w:t>— Тиги түнү мен да ойгоно албай калыптырмын. Карып калдык… Эртең менен анын таарынганын көрүп, эмне дээримди билбедим. Элүү жыл унчукпай келгем, дагы унчукпадым.</w:t>
+      </w:r>
+    </w:p>
+    <w:p>
+      <w:r>
+        <w:t>Залда эч ким сүйлөгөн жок. Журналисттердин да көздөрүнө жаш толду.</w:t>
+      </w:r>
+    </w:p>
+    <w:p>
+      <w:r>
+        <w:t>Ушунча жыл бир үйдө жашаган эки адам бири-биринин унчукпаганынын артында эмне турганын биринчи жолу угуп жатышты.</w:t>
+      </w:r>
+    </w:p>
+    <w:p>
       <w:r>
         <w:rPr>
-          <w:rFonts w:ascii="Arial" w:eastAsia="Arial" w:hAnsi="Arial"/>
-          <w:color w:val="000000"/>
-          <w:sz w:val="22"/>
-          <w:lang w:val="ky-KG"/>
+          <w:b/>
+          <w:bCs/>
         </w:rPr>
-        <w:t>Сот залында ажырашуу арызы каралып жаткан сексен жаштагы жубайлардын абалы баарынын жүрөгүн оорутту... Катуу унчукпай отурган кемпирдин ыйдан соолуп калган көздөрүн тиктеген сот кары аялга токтоо үн менен кайрылды:</w:t>
-      </w:r>
-    </w:p>
-    <w:p>
-      <w:pPr>
-        <w:keepNext w:val="0"/>
-        <w:keepLines w:val="0"/>
-        <w:pageBreakBefore w:val="0"/>
-        <w:widowControl/>
-        <w:spacing w:line="269" w:lineRule="auto" w:after="120" w:before="0"/>
-      </w:pPr>
+        <w:t>Сабак: Үнсүз камкордук сүйүүдөн жаралышы мүмкүн, бирок айтылбаса, байкалбай калат. Сүйүү — кам көрүү гана эмес, угуу, сезимдерди бөлүшүү жана бири-бирин түшүнүүгө аракет кылуу.</w:t>
+      </w:r>
+    </w:p>
+    <w:p>
       <w:r>
         <w:rPr>
-          <w:rFonts w:ascii="Arial" w:eastAsia="Arial" w:hAnsi="Arial"/>
-          <w:color w:val="000000"/>
-          <w:sz w:val="22"/>
-          <w:lang w:val="ky-KG"/>
+          <w:i/>
+          <w:iCs/>
         </w:rPr>
-        <w:t>— Айтыңызчы, эжеке, эмнеге ажырашкыңыз келет? — деп сурады.</w:t>
-      </w:r>
-    </w:p>
-    <w:p>
-      <w:pPr>
-        <w:keepNext w:val="0"/>
-        <w:keepLines w:val="0"/>
-        <w:pageBreakBefore w:val="0"/>
-        <w:widowControl/>
-        <w:spacing w:line="269" w:lineRule="auto" w:after="120" w:before="0"/>
-      </w:pPr>
-      <w:r>
-        <w:rPr>
-          <w:rFonts w:ascii="Arial" w:eastAsia="Arial" w:hAnsi="Arial"/>
-          <w:color w:val="000000"/>
-          <w:sz w:val="22"/>
-          <w:lang w:val="ky-KG"/>
-        </w:rPr>
-        <w:t>Кары аял терең дем алып, каргылданган үн менен сөз баштады:</w:t>
-      </w:r>
-    </w:p>
-    <w:p>
-      <w:pPr>
-        <w:keepNext w:val="0"/>
-        <w:keepLines w:val="0"/>
-        <w:pageBreakBefore w:val="0"/>
-        <w:widowControl/>
-        <w:spacing w:line="269" w:lineRule="auto" w:after="120" w:before="0"/>
-      </w:pPr>
-      <w:r>
-        <w:rPr>
-          <w:rFonts w:ascii="Arial" w:eastAsia="Arial" w:hAnsi="Arial"/>
-          <w:color w:val="000000"/>
-          <w:sz w:val="22"/>
-          <w:lang w:val="ky-KG"/>
-        </w:rPr>
-        <w:t>— Бул адам мени чарчатты, туптуура элүү жылдан бери жашоодон тажатып бүттү... — деди да, унчукпай калды.</w:t>
-      </w:r>
-    </w:p>
-    <w:p>
-      <w:pPr>
-        <w:keepNext w:val="0"/>
-        <w:keepLines w:val="0"/>
-        <w:pageBreakBefore w:val="0"/>
-        <w:widowControl/>
-        <w:spacing w:line="269" w:lineRule="auto" w:after="120" w:before="0"/>
-      </w:pPr>
-      <w:r>
-        <w:rPr>
-          <w:rFonts w:ascii="Arial" w:hAnsi="Arial"/>
-          <w:color w:val="000000"/>
-          <w:sz w:val="22"/>
-          <w:lang w:val="ky-KG"/>
-        </w:rPr>
-        <w:t>Залга узакка созулган тынчтык орноду. Жымжырттыкты бир журналисттин фотоаппаратынын жарыгы бузду. Ким билет, элүү жылдык өмүрдөн кийинки бул окуя гезиттерге кандай ат менен чыгат? Сот отурумуна көп журналист көз салып отурган. Аял эмне айтат? Баары аны угуп турду. Кары аялдын көзүнө жаш толуп, сөзүн улады: — Менин аябай жакшы көргөн бир седеп гүлүм бар эле... Бул киши аны билбейт... Элүү жыл мурун болгон. Ал гүлдү мага белек кылган гүлдестен үзүп алган жалбырагымды тамырлатып өстүргөм. Балалуу болбодук, ошол гүлдү баламдай көрдүм. Бир убакта гүл соолуй баштаганын байкадым.</w:t>
-      </w:r>
-    </w:p>
-    <w:p>
-      <w:pPr>
-        <w:keepNext w:val="0"/>
-        <w:keepLines w:val="0"/>
-        <w:pageBreakBefore w:val="0"/>
-        <w:widowControl/>
-        <w:spacing w:line="269" w:lineRule="auto" w:after="120" w:before="0"/>
-      </w:pPr>
-      <w:r>
-        <w:rPr>
-          <w:rFonts w:ascii="Arial" w:eastAsia="Arial" w:hAnsi="Arial"/>
-          <w:color w:val="000000"/>
-          <w:sz w:val="22"/>
-          <w:lang w:val="ky-KG"/>
-        </w:rPr>
-        <w:t>Ошондо ар түнү күн чыга электе ойгонуп, гүлдү сугарып турууга сөз бердим. Элүү жыл өттү, бул киши бир да жолу түнкүсүн туруп: «Бул гүлдү мен сугарайын», — деген жок. Кечээ түнгө чейин... Кечээ алым кетип, уктап калыпмын, ойгоно албай койдум... Мен ушундай адам менен элүү жыл жашадым. Өмүрүмдү, үмүтүмдү, баарымды бердим. Андан эч нерсе көргөн жокмун. Ишенип коюңуздар, ансыз жакшыраак жашай алам.</w:t>
-      </w:r>
-    </w:p>
-    <w:p>
-      <w:pPr>
-        <w:keepNext w:val="0"/>
-        <w:keepLines w:val="0"/>
-        <w:pageBreakBefore w:val="0"/>
-        <w:widowControl/>
-        <w:spacing w:line="269" w:lineRule="auto" w:after="120" w:before="0"/>
-      </w:pPr>
-      <w:r>
-        <w:rPr>
-          <w:rFonts w:ascii="Arial" w:eastAsia="Arial" w:hAnsi="Arial"/>
-          <w:color w:val="000000"/>
-          <w:sz w:val="22"/>
-          <w:lang w:val="ky-KG"/>
-        </w:rPr>
-        <w:t>Сот карыяга кайрылды:</w:t>
-      </w:r>
-    </w:p>
-    <w:p>
-      <w:pPr>
-        <w:keepNext w:val="0"/>
-        <w:keepLines w:val="0"/>
-        <w:pageBreakBefore w:val="0"/>
-        <w:widowControl/>
-        <w:spacing w:line="269" w:lineRule="auto" w:after="120" w:before="0"/>
-      </w:pPr>
-      <w:r>
-        <w:rPr>
-          <w:rFonts w:ascii="Arial" w:eastAsia="Arial" w:hAnsi="Arial"/>
-          <w:color w:val="000000"/>
-          <w:sz w:val="22"/>
-          <w:lang w:val="ky-KG"/>
-        </w:rPr>
-        <w:t>— Айтар сөзүңүз барбы, ата? — деп сурады.</w:t>
-      </w:r>
-    </w:p>
-    <w:p>
-      <w:pPr>
-        <w:keepNext w:val="0"/>
-        <w:keepLines w:val="0"/>
-        <w:pageBreakBefore w:val="0"/>
-        <w:widowControl/>
-        <w:spacing w:line="269" w:lineRule="auto" w:after="120" w:before="0"/>
-      </w:pPr>
-      <w:r>
-        <w:rPr>
-          <w:rFonts w:ascii="Arial" w:eastAsia="Arial" w:hAnsi="Arial"/>
-          <w:color w:val="000000"/>
-          <w:sz w:val="22"/>
-          <w:lang w:val="ky-KG"/>
-        </w:rPr>
-        <w:t>Кары киши таягына сүйөнүп, күнөөлүүдөй түр менен сотту көздөй бурулуп, сөзүн баштады:</w:t>
-      </w:r>
-    </w:p>
-    <w:p>
-      <w:pPr>
-        <w:keepNext w:val="0"/>
-        <w:keepLines w:val="0"/>
-        <w:pageBreakBefore w:val="0"/>
-        <w:widowControl/>
-        <w:spacing w:line="269" w:lineRule="auto" w:after="120" w:before="0"/>
-      </w:pPr>
-      <w:r>
-        <w:rPr>
-          <w:rFonts w:ascii="Arial" w:hAnsi="Arial"/>
-          <w:color w:val="000000"/>
-          <w:sz w:val="22"/>
-          <w:lang w:val="ky-KG"/>
-        </w:rPr>
-        <w:t>— Аскер кызматымды багбан болуп өтөдүм. Ал бакчанын көрктөнүп, гүлдөп турушу үчүн көп эмгектендим. Фатима менен да ошол жерден таанышкам. Ага эң кооз гүлдөрдөн гүлдесте тартуулачумун. Жаңы үйлөнгөнүбүздө мойну ооруп жатканын айтканда, дарыгерге алып бардым. Дарыгер: «Көпкө чейин ойгонбой уктап жатса, мойнундагы булчуңдар катып, абалы начарлайт. Ар түнү уйкусун бөлүп ойгонсун да, бир аз басып жүрсүн», — деди. Жубайым дарыгердин сөзүн уккан жок... Менин да тилим өтпөдү... Ошол күндөрү кокустан гүлүбүз соолуй баштады. Мен ага: «Гүлдү түнкүсүн туруп сугарсаң, кайра жанданат», — дедим. Сөз берүүсүн өтүндүм, ал макул болду...</w:t>
-      </w:r>
-    </w:p>
-    <w:p>
-      <w:pPr>
-        <w:keepNext w:val="0"/>
-        <w:keepLines w:val="0"/>
-        <w:pageBreakBefore w:val="0"/>
-        <w:widowControl/>
-        <w:spacing w:line="269" w:lineRule="auto" w:after="120" w:before="0"/>
-      </w:pPr>
-      <w:r>
-        <w:rPr>
-          <w:rFonts w:ascii="Arial" w:eastAsia="Arial" w:hAnsi="Arial"/>
-          <w:color w:val="000000"/>
-          <w:sz w:val="22"/>
-          <w:lang w:val="ky-KG"/>
-        </w:rPr>
-        <w:t>Ар түнү аны ойготуп, карап турчумун. Сүйгөн аялымдын баласындай көргөн гүлүн сугарып жатканын карачумун. Ар түнү ошол гүл мен болгондой сезилчү...</w:t>
-      </w:r>
-    </w:p>
-    <w:p>
-      <w:pPr>
-        <w:keepNext w:val="0"/>
-        <w:keepLines w:val="0"/>
-        <w:pageBreakBefore w:val="0"/>
-        <w:widowControl/>
-        <w:spacing w:line="269" w:lineRule="auto" w:after="120" w:before="0"/>
-      </w:pPr>
-      <w:r>
-        <w:rPr>
-          <w:rFonts w:ascii="Arial" w:eastAsia="Arial" w:hAnsi="Arial"/>
-          <w:color w:val="000000"/>
-          <w:sz w:val="22"/>
-          <w:lang w:val="ky-KG"/>
-        </w:rPr>
-        <w:t>Карыя бир аз унчукпай туруп, кайра сөзүн улады:</w:t>
-      </w:r>
-    </w:p>
-    <w:p>
-      <w:pPr>
-        <w:keepNext w:val="0"/>
-        <w:keepLines w:val="0"/>
-        <w:pageBreakBefore w:val="0"/>
-        <w:widowControl/>
-        <w:spacing w:line="269" w:lineRule="auto" w:after="120" w:before="0"/>
-      </w:pPr>
-      <w:r>
-        <w:rPr>
-          <w:rFonts w:ascii="Arial" w:eastAsia="Arial" w:hAnsi="Arial"/>
-          <w:color w:val="000000"/>
-          <w:sz w:val="22"/>
-          <w:lang w:val="ky-KG"/>
-        </w:rPr>
-        <w:t>— Ар түнү ал уктагандан кийин ойгонуп, идиштеги сууну төгүп салчумун. Седеп гүлүн түнкүсүн сугаруу жакшы эмес, урматтуу сот... Кечээ түнү болсо... эмне дейин, карылык экен... мен да ойгоно албай калыпмын... Гүл бир түн суусуз кала бермек, бирок жубайымдын абалы начарлап кетиши мүмкүн... Аны ойготпой калганым үчүн мени күнөөлөдү... Мен үн катпай, унчукпадым...</w:t>
-      </w:r>
-    </w:p>
-    <w:p>
-      <w:pPr>
-        <w:keepNext/>
-        <w:keepLines w:val="0"/>
-        <w:pageBreakBefore w:val="0"/>
-        <w:widowControl/>
-        <w:spacing w:line="269" w:lineRule="auto" w:after="120" w:before="0"/>
-      </w:pPr>
-      <w:r>
-        <w:rPr>
-          <w:rFonts w:ascii="Arial" w:eastAsia="Arial" w:hAnsi="Arial"/>
-          <w:color w:val="000000"/>
-          <w:sz w:val="22"/>
-          <w:lang w:val="ky-KG"/>
-        </w:rPr>
-        <w:t>Ошол учурда журналисттер баш болуп, залдагылардын баарынын көзүнө жаш толгон эле...</w:t>
-      </w:r>
-    </w:p>
-    <w:p>
-      <w:pPr>
-        <w:pStyle w:val="Moral"/>
-        <w:keepNext/>
-        <w:keepLines/>
-        <w:pageBreakBefore w:val="0"/>
-        <w:widowControl/>
-        <w:spacing w:before="120" w:after="120" w:line="269" w:lineRule="auto"/>
-        <w:ind w:left="240" w:right="240"/>
-        <w:rPr>
-          <w:lang/>
-        </w:rPr>
-      </w:pPr>
-      <w:r>
-        <w:rPr>
-          <w:rFonts w:ascii="Arial" w:hAnsi="Arial"/>
-          <w:b/>
-          <w:color w:val="000000"/>
-          <w:sz w:val="22"/>
-          <w:lang w:val="ky-KG"/>
-        </w:rPr>
-        <w:t>Сабак: Сүйүү кээде сөздө эмес, жылдар бою үнсүз тартылган камкордукта жашынат. Сүйгөн адамыбызды коргойлу, жүрөк оорутуудан алыс бололу.</w:t>
-      </w:r>
-      <w:r>
-        <w:rPr>
-          <w:rFonts w:ascii="Arial" w:hAnsi="Arial"/>
-          <w:color w:val="000000"/>
-          <w:sz w:val="22"/>
-          <w:lang w:val="ky-KG"/>
-        </w:rPr>
-      </w:r>
-    </w:p>
-    <w:p>
-      <w:pPr>
-        <w:keepNext w:val="0"/>
-        <w:keepLines w:val="0"/>
-        <w:pageBreakBefore w:val="0"/>
-        <w:widowControl/>
-        <w:spacing w:before="0" w:line="269" w:lineRule="auto" w:after="160"/>
-        <w:jc w:val="right"/>
-      </w:pPr>
-      <w:r>
-        <w:rPr>
-          <w:rFonts w:ascii="Arial" w:eastAsia="Arial" w:hAnsi="Arial" w:cs="Arial"/>
-          <w:i/>
-          <w:color w:val="000000"/>
-          <w:sz w:val="18"/>
-          <w:lang w:val="ky-KG"/>
-        </w:rPr>
-        <w:t>Аңгемелер ачык интернет булактарынан алынган, иллюстрациялар болсо ЖИ менен түзүлгөн.</w:t>
-      </w:r>
-    </w:p>
+        <w:t>Аңгемелер интернеттен чогултулуп, жасалма интеллекттин жардамы менен иштелип чыккан. Бардык сүрөттөр жасалма интеллект аркылуу түзүлгөн.</w:t>
+      </w:r>
+    </w:p>
+    <w:p/>
     <w:sectPr>
       <w:headerReference w:type="even" r:id="rId7"/>
       <w:headerReference w:type="default" r:id="rId8"/>
@@ -1158,7 +976,6 @@
     </w:pPr>
     <w:rPr>
       <w:rFonts w:asciiTheme="majorHAnsi" w:eastAsiaTheme="majorEastAsia" w:hAnsiTheme="majorHAnsi" w:cstheme="majorBidi"/>
-      <w:color w:val="000000"/>
       <w:sz w:val="40"/>
       <w:szCs w:val="40"/>
     </w:rPr>
@@ -1180,7 +997,6 @@
     </w:pPr>
     <w:rPr>
       <w:rFonts w:asciiTheme="majorHAnsi" w:eastAsiaTheme="majorEastAsia" w:hAnsiTheme="majorHAnsi" w:cstheme="majorBidi"/>
-      <w:color w:val="000000"/>
       <w:sz w:val="32"/>
       <w:szCs w:val="32"/>
     </w:rPr>
@@ -1203,7 +1019,6 @@
     </w:pPr>
     <w:rPr>
       <w:rFonts w:eastAsiaTheme="majorEastAsia" w:cstheme="majorBidi"/>
-      <w:color w:val="000000"/>
       <w:sz w:val="28"/>
       <w:szCs w:val="28"/>
     </w:rPr>
@@ -1228,7 +1043,6 @@
       <w:rFonts w:eastAsiaTheme="majorEastAsia" w:cstheme="majorBidi"/>
       <w:i/>
       <w:iCs/>
-      <w:color w:val="000000"/>
     </w:rPr>
   </w:style>
   <w:style w:type="paragraph" w:styleId="Heading5">
@@ -1249,7 +1063,6 @@
     </w:pPr>
     <w:rPr>
       <w:rFonts w:eastAsiaTheme="majorEastAsia" w:cstheme="majorBidi"/>
-      <w:color w:val="000000"/>
     </w:rPr>
   </w:style>
   <w:style w:type="paragraph" w:styleId="Heading6">
@@ -1272,7 +1085,6 @@
       <w:rFonts w:eastAsiaTheme="majorEastAsia" w:cstheme="majorBidi"/>
       <w:i/>
       <w:iCs/>
-      <w:color w:val="000000"/>
     </w:rPr>
   </w:style>
   <w:style w:type="paragraph" w:styleId="Heading7">
@@ -1293,7 +1105,6 @@
     </w:pPr>
     <w:rPr>
       <w:rFonts w:eastAsiaTheme="majorEastAsia" w:cstheme="majorBidi"/>
-      <w:color w:val="000000"/>
     </w:rPr>
   </w:style>
   <w:style w:type="paragraph" w:styleId="Heading8">
@@ -1316,7 +1127,6 @@
       <w:rFonts w:eastAsiaTheme="majorEastAsia" w:cstheme="majorBidi"/>
       <w:i/>
       <w:iCs/>
-      <w:color w:val="000000"/>
     </w:rPr>
   </w:style>
   <w:style w:type="paragraph" w:styleId="Heading9">
@@ -1337,13 +1147,11 @@
     </w:pPr>
     <w:rPr>
       <w:rFonts w:eastAsiaTheme="majorEastAsia" w:cstheme="majorBidi"/>
-      <w:color w:val="000000"/>
     </w:rPr>
   </w:style>
   <w:style w:type="character" w:default="1" w:styleId="DefaultParagraphFont">
     <w:name w:val="Default Paragraph Font"/>
     <w:uiPriority w:val="1"/>
-    <w:semiHidden/>
     <w:unhideWhenUsed/>
   </w:style>
   <w:style w:type="table" w:default="1" w:styleId="TableNormal">
@@ -1499,7 +1307,6 @@
     </w:pPr>
     <w:rPr>
       <w:rFonts w:asciiTheme="majorHAnsi" w:eastAsiaTheme="majorEastAsia" w:hAnsiTheme="majorHAnsi" w:cstheme="majorBidi"/>
-      <w:color w:val="000000"/>
       <w:spacing w:val="-10"/>
       <w:kern w:val="28"/>
       <w:sz w:val="56"/>
@@ -1535,7 +1342,6 @@
     </w:pPr>
     <w:rPr>
       <w:rFonts w:eastAsiaTheme="majorEastAsia" w:cstheme="majorBidi"/>
-      <w:color w:val="000000"/>
       <w:spacing w:val="15"/>
       <w:sz w:val="28"/>
       <w:szCs w:val="28"/>
@@ -1570,7 +1376,6 @@
     <w:rPr>
       <w:i/>
       <w:iCs/>
-      <w:color w:val="000000"/>
     </w:rPr>
   </w:style>
   <w:style w:type="character" w:customStyle="1" w:styleId="QuoteChar">
@@ -1595,9 +1400,6 @@
       <w:ind w:left="720"/>
       <w:contextualSpacing/>
     </w:pPr>
-    <w:rPr>
-      <w:color w:val="000000"/>
-    </w:rPr>
   </w:style>
   <w:style w:type="character" w:styleId="IntenseEmphasis">
     <w:name w:val="Intense Emphasis"/>
@@ -1627,7 +1429,6 @@
     <w:rPr>
       <w:i/>
       <w:iCs/>
-      <w:color w:val="000000"/>
     </w:rPr>
   </w:style>
   <w:style w:type="character" w:customStyle="1" w:styleId="IntenseQuoteChar">
@@ -1667,9 +1468,6 @@
     <w:pPr>
       <w:spacing w:after="100"/>
     </w:pPr>
-    <w:rPr>
-      <w:color w:val="000000"/>
-    </w:rPr>
   </w:style>
   <w:style w:type="paragraph" w:customStyle="1" w:styleId="Moral">
     <w:name w:val="Moral"/>
@@ -1681,7 +1479,6 @@
     <w:rPr>
       <w:rFonts w:ascii="Arial" w:eastAsia="Arial" w:hAnsi="Arial"/>
       <w:i/>
-      <w:color w:val="000000"/>
       <w:kern w:val="0"/>
       <w:sz w:val="22"/>
       <w:szCs w:val="22"/>
@@ -1703,9 +1500,6 @@
       </w:tabs>
       <w:spacing w:after="0" w:line="240" w:lineRule="auto"/>
     </w:pPr>
-    <w:rPr>
-      <w:color w:val="000000"/>
-    </w:rPr>
   </w:style>
   <w:style w:type="character" w:customStyle="1" w:styleId="HeaderChar">
     <w:name w:val="Header Char"/>
@@ -1728,9 +1522,6 @@
       </w:tabs>
       <w:spacing w:after="0" w:line="240" w:lineRule="auto"/>
     </w:pPr>
-    <w:rPr>
-      <w:color w:val="000000"/>
-    </w:rPr>
   </w:style>
   <w:style w:type="character" w:customStyle="1" w:styleId="FooterChar">
     <w:name w:val="Footer Char"/>
@@ -1753,7 +1544,6 @@
     </w:pPr>
     <w:rPr>
       <w:rFonts w:eastAsiaTheme="minorEastAsia"/>
-      <w:color w:val="000000"/>
     </w:rPr>
   </w:style>
   <w:style w:type="paragraph" w:styleId="TOC3">
@@ -1770,7 +1560,6 @@
     </w:pPr>
     <w:rPr>
       <w:rFonts w:eastAsiaTheme="minorEastAsia"/>
-      <w:color w:val="000000"/>
     </w:rPr>
   </w:style>
   <w:style w:type="paragraph" w:styleId="TOC4">
@@ -1787,7 +1576,6 @@
     </w:pPr>
     <w:rPr>
       <w:rFonts w:eastAsiaTheme="minorEastAsia"/>
-      <w:color w:val="000000"/>
     </w:rPr>
   </w:style>
   <w:style w:type="paragraph" w:styleId="TOC5">
@@ -1804,7 +1592,6 @@
     </w:pPr>
     <w:rPr>
       <w:rFonts w:eastAsiaTheme="minorEastAsia"/>
-      <w:color w:val="000000"/>
     </w:rPr>
   </w:style>
   <w:style w:type="paragraph" w:styleId="TOC6">
@@ -1821,7 +1608,6 @@
     </w:pPr>
     <w:rPr>
       <w:rFonts w:eastAsiaTheme="minorEastAsia"/>
-      <w:color w:val="000000"/>
     </w:rPr>
   </w:style>
   <w:style w:type="paragraph" w:styleId="TOC7">
@@ -1838,7 +1624,6 @@
     </w:pPr>
     <w:rPr>
       <w:rFonts w:eastAsiaTheme="minorEastAsia"/>
-      <w:color w:val="000000"/>
     </w:rPr>
   </w:style>
   <w:style w:type="paragraph" w:styleId="TOC8">
@@ -1855,7 +1640,6 @@
     </w:pPr>
     <w:rPr>
       <w:rFonts w:eastAsiaTheme="minorEastAsia"/>
-      <w:color w:val="000000"/>
     </w:rPr>
   </w:style>
   <w:style w:type="paragraph" w:styleId="TOC9">
@@ -1872,7 +1656,6 @@
     </w:pPr>
     <w:rPr>
       <w:rFonts w:eastAsiaTheme="minorEastAsia"/>
-      <w:color w:val="000000"/>
     </w:rPr>
   </w:style>
   <w:style w:type="paragraph" w:styleId="TOCHeading">
@@ -1888,7 +1671,6 @@
       <w:outlineLvl w:val="9"/>
     </w:pPr>
     <w:rPr>
-      <w:color w:val="000000"/>
       <w:kern w:val="0"/>
       <w:sz w:val="32"/>
       <w:szCs w:val="32"/>

--- a/ky/wisdom-stories/mother-of-pearl-flower.docx
+++ b/ky/wisdom-stories/mother-of-pearl-flower.docx
@@ -13,7 +13,7 @@
     </w:p>
     <w:p>
       <w:r>
-        <w:t>Сотто сексен жаштагы жубайлардын ажырашуу иши каралып жаткан. Элүү жыл бирге жашаган эки адамдын эки жолго түшкөнү жатканы залдагылардын көңүлүн чөктүрдү.</w:t>
+        <w:t>Сотто сексен жаштагы жубайлардын ажырашуу иши каралып жаткан. Элүү жыл бирге жашаган эки адамдын эки жолго түшкөнү турганы залдагылардын көңүлүн чөктүрдү.</w:t>
       </w:r>
     </w:p>
     <w:p>
